--- a/exports/hai-long-benh-nhan-C1a-BVQY175/G3_A4_SAMPLE_SIZE_hai-long-benh-nhan-C1a-BVQY175.docx
+++ b/exports/hai-long-benh-nhan-C1a-BVQY175/G3_A4_SAMPLE_SIZE_hai-long-benh-nhan-C1a-BVQY175.docx
@@ -4,331 +4,2094 @@
   <w:body>
     <w:p>
       <w:pPr>
-        <w:pStyle w:val="Title"/>
+        <w:spacing w:before="0" w:after="320" w:lineRule="auto" w:line="312"/>
+        <w:jc w:val="center"/>
       </w:pPr>
       <w:r>
-        <w:t>A4 — KẾ HOẠCH CỠ MẪU</w:t>
+        <w:rPr>
+          <w:rFonts w:ascii="Times New Roman" w:hAnsi="Times New Roman" w:eastAsia="Times New Roman" w:cs="Times New Roman"/>
+          <w:b/>
+          <w:i w:val="0"/>
+          <w:sz w:val="32"/>
+        </w:rPr>
+        <w:t>A4 — KẾ HOẠCH CỠ MẪU (DRAFT)</w:t>
       </w:r>
     </w:p>
     <w:p>
       <w:pPr>
-        <w:pStyle w:val="Heading1"/>
+        <w:spacing w:before="0" w:after="160" w:lineRule="auto" w:line="360"/>
+        <w:jc w:val="both"/>
       </w:pPr>
       <w:r>
-        <w:t>A4 — KẾ HOẠCH CỠ MẪU (DRAFT)</w:t>
+        <w:rPr>
+          <w:rFonts w:ascii="Times New Roman" w:hAnsi="Times New Roman" w:eastAsia="Times New Roman" w:cs="Times New Roman"/>
+          <w:b/>
+          <w:i w:val="0"/>
+          <w:sz w:val="26"/>
+        </w:rPr>
+        <w:t>Đề tài:</w:t>
       </w:r>
-    </w:p>
-    <w:p>
       <w:r>
-        <w:t xml:space="preserve">**Đề tài:** Sự hài lòng của bệnh nhân trong hoạt động khám chữa bệnh tại Khoa Khám bệnh theo yêu cầu, bệnh viện quân y tuyến cuối  </w:t>
-      </w:r>
-    </w:p>
-    <w:p>
-      <w:r>
-        <w:t>**Mã:** hai-long-benh-nhan-C1a-BVQY175 | **Ngày sinh:** 2026-07-31 | **Trạng thái:** DRAFT — CHỜ BÁC SĨ XÁC NHẬN</w:t>
-      </w:r>
-    </w:p>
-    <w:p>
-      <w:r>
-        <w:t>---</w:t>
+        <w:rPr>
+          <w:rFonts w:ascii="Times New Roman" w:hAnsi="Times New Roman" w:eastAsia="Times New Roman" w:cs="Times New Roman"/>
+          <w:b w:val="0"/>
+          <w:i w:val="0"/>
+          <w:sz w:val="26"/>
+        </w:rPr>
+        <w:t xml:space="preserve"> Sự hài lòng của bệnh nhân trong hoạt động khám chữa bệnh tại Khoa Khám bệnh theo yêu cầu, bệnh viện quân y tuyến cuối</w:t>
       </w:r>
     </w:p>
     <w:p>
       <w:pPr>
-        <w:pStyle w:val="Heading2"/>
+        <w:spacing w:before="0" w:after="160" w:lineRule="auto" w:line="360"/>
+        <w:jc w:val="both"/>
       </w:pPr>
       <w:r>
-        <w:t>PHẦN 1 — THÔNG SỐ ĐẦU VÀO</w:t>
+        <w:rPr>
+          <w:rFonts w:ascii="Times New Roman" w:hAnsi="Times New Roman" w:eastAsia="Times New Roman" w:cs="Times New Roman"/>
+          <w:b/>
+          <w:i w:val="0"/>
+          <w:sz w:val="26"/>
+        </w:rPr>
+        <w:t>Mã:</w:t>
       </w:r>
-    </w:p>
-    <w:p>
-      <w:r>
-        <w:t>| Thông số | Giá trị | Nguồn |</w:t>
-      </w:r>
-    </w:p>
-    <w:p>
-      <w:r>
-        <w:t>|---|---|---|</w:t>
-      </w:r>
-    </w:p>
-    <w:p>
-      <w:r>
-        <w:t>| Loại giả thuyết | superiority | Quy ước (mặc định) |</w:t>
-      </w:r>
-    </w:p>
-    <w:p>
-      <w:r>
-        <w:t>| Mức ý nghĩa (α) | 0.05 (two-sided) | Quy ước |</w:t>
-      </w:r>
-    </w:p>
-    <w:p>
-      <w:r>
-        <w:t>| Lực thống kê (1−β) | 80% | Quy ước |</w:t>
-      </w:r>
-    </w:p>
-    <w:p>
       <w:r>
         <w:rPr>
-          <w:color w:val="CC4400"/>
+          <w:rFonts w:ascii="Times New Roman" w:hAnsi="Times New Roman" w:eastAsia="Times New Roman" w:cs="Times New Roman"/>
+          <w:b w:val="0"/>
+          <w:i w:val="0"/>
+          <w:sz w:val="26"/>
         </w:rPr>
-        <w:t>| Tỷ lệ bỏ cuộc dự kiến | 15% | [CẦN BÁC SĨ XÁC NHẬN] |</w:t>
+        <w:t xml:space="preserve"> hai-long-benh-nhan-C1a-BVQY175 | </w:t>
       </w:r>
-    </w:p>
-    <w:p>
       <w:r>
-        <w:t>| Effect size ước lượng | PREVALENCE = 0.50 | Trích từ y văn G0 |</w:t>
+        <w:rPr>
+          <w:rFonts w:ascii="Times New Roman" w:hAnsi="Times New Roman" w:eastAsia="Times New Roman" w:cs="Times New Roman"/>
+          <w:b/>
+          <w:i w:val="0"/>
+          <w:sz w:val="26"/>
+        </w:rPr>
+        <w:t>Ngày sinh:</w:t>
       </w:r>
-    </w:p>
-    <w:p>
       <w:r>
-        <w:t>| Loại hiệu quả | PREVALENCE | G1 checkpoint |</w:t>
+        <w:rPr>
+          <w:rFonts w:ascii="Times New Roman" w:hAnsi="Times New Roman" w:eastAsia="Times New Roman" w:cs="Times New Roman"/>
+          <w:b w:val="0"/>
+          <w:i w:val="0"/>
+          <w:sz w:val="26"/>
+        </w:rPr>
+        <w:t xml:space="preserve"> 2026-07-31 | </w:t>
       </w:r>
-    </w:p>
-    <w:p>
       <w:r>
-        <w:t xml:space="preserve">&gt; **Thiết kế:** Nghiên cứu Cắt ngang Mô tả (Cross-sectional / Prevalence)  </w:t>
+        <w:rPr>
+          <w:rFonts w:ascii="Times New Roman" w:hAnsi="Times New Roman" w:eastAsia="Times New Roman" w:cs="Times New Roman"/>
+          <w:b/>
+          <w:i w:val="0"/>
+          <w:sz w:val="26"/>
+        </w:rPr>
+        <w:t>Trạng thái:</w:t>
       </w:r>
-    </w:p>
-    <w:p>
       <w:r>
-        <w:t>&gt; **Công thức:** Cỡ mẫu ước lượng một tỷ lệ theo độ chính xác (Lwanga &amp; Lemeshow/Cochran, xấp xỉ chuẩn): tỷ lệ hiện mắc ước lượng p=0.50, sai số cho phép d=0.05, alpha=0.05</w:t>
-      </w:r>
-    </w:p>
-    <w:p>
-      <w:r>
-        <w:t>---</w:t>
+        <w:rPr>
+          <w:rFonts w:ascii="Times New Roman" w:hAnsi="Times New Roman" w:eastAsia="Times New Roman" w:cs="Times New Roman"/>
+          <w:b w:val="0"/>
+          <w:i w:val="0"/>
+          <w:sz w:val="26"/>
+        </w:rPr>
+        <w:t xml:space="preserve"> DRAFT — CHỜ BÁC SĨ XÁC NHẬN</w:t>
       </w:r>
     </w:p>
     <w:p>
       <w:pPr>
-        <w:pStyle w:val="Heading2"/>
+        <w:spacing w:before="280" w:after="160" w:lineRule="auto" w:line="312"/>
       </w:pPr>
       <w:r>
-        <w:t>PHẦN 2 — KẾT QUẢ TÍNH TOÁN</w:t>
+        <w:rPr>
+          <w:rFonts w:ascii="Times New Roman" w:hAnsi="Times New Roman" w:eastAsia="Times New Roman" w:cs="Times New Roman"/>
+          <w:b/>
+          <w:i w:val="0"/>
+          <w:sz w:val="28"/>
+        </w:rPr>
+        <w:t>PHẦN 1 — THÔNG SỐ ĐẦU VÀO</w:t>
       </w:r>
     </w:p>
+    <w:tbl>
+      <w:tblPr>
+        <w:tblStyle w:val="TableGrid"/>
+        <w:tblW w:type="auto" w:w="0"/>
+        <w:jc w:val="center"/>
+        <w:tblLayout w:type="fixed"/>
+        <w:tblLook w:firstColumn="1" w:firstRow="1" w:lastColumn="0" w:lastRow="0" w:noHBand="0" w:noVBand="1" w:val="04A0"/>
+      </w:tblPr>
+      <w:tblGrid>
+        <w:gridCol w:w="3024"/>
+        <w:gridCol w:w="3024"/>
+        <w:gridCol w:w="3024"/>
+      </w:tblGrid>
+      <w:tr>
+        <w:trPr>
+          <w:tblHeader w:val="true"/>
+        </w:trPr>
+        <w:tc>
+          <w:tcPr>
+            <w:tcW w:type="dxa" w:w="3024"/>
+            <w:vAlign w:val="top"/>
+            <w:tcMar>
+              <w:top w:w="108" w:type="dxa"/>
+              <w:left w:w="108" w:type="dxa"/>
+              <w:bottom w:w="108" w:type="dxa"/>
+              <w:right w:w="108" w:type="dxa"/>
+            </w:tcMar>
+            <w:shd w:fill="D9EAF7"/>
+          </w:tcPr>
+          <w:p>
+            <w:pPr>
+              <w:spacing w:before="40" w:after="40" w:lineRule="auto" w:line="276"/>
+              <w:jc w:val="center"/>
+            </w:pPr>
+            <w:r/>
+            <w:r>
+              <w:rPr>
+                <w:rFonts w:ascii="Times New Roman" w:hAnsi="Times New Roman" w:eastAsia="Times New Roman" w:cs="Times New Roman"/>
+                <w:b/>
+                <w:i w:val="0"/>
+                <w:sz w:val="22"/>
+              </w:rPr>
+              <w:t>Thông số</w:t>
+            </w:r>
+          </w:p>
+        </w:tc>
+        <w:tc>
+          <w:tcPr>
+            <w:tcW w:type="dxa" w:w="3024"/>
+            <w:vAlign w:val="top"/>
+            <w:tcMar>
+              <w:top w:w="108" w:type="dxa"/>
+              <w:left w:w="108" w:type="dxa"/>
+              <w:bottom w:w="108" w:type="dxa"/>
+              <w:right w:w="108" w:type="dxa"/>
+            </w:tcMar>
+            <w:shd w:fill="D9EAF7"/>
+          </w:tcPr>
+          <w:p>
+            <w:pPr>
+              <w:spacing w:before="40" w:after="40" w:lineRule="auto" w:line="276"/>
+              <w:jc w:val="center"/>
+            </w:pPr>
+            <w:r/>
+            <w:r>
+              <w:rPr>
+                <w:rFonts w:ascii="Times New Roman" w:hAnsi="Times New Roman" w:eastAsia="Times New Roman" w:cs="Times New Roman"/>
+                <w:b/>
+                <w:i w:val="0"/>
+                <w:sz w:val="22"/>
+              </w:rPr>
+              <w:t>Giá trị</w:t>
+            </w:r>
+          </w:p>
+        </w:tc>
+        <w:tc>
+          <w:tcPr>
+            <w:tcW w:type="dxa" w:w="3024"/>
+            <w:vAlign w:val="top"/>
+            <w:tcMar>
+              <w:top w:w="108" w:type="dxa"/>
+              <w:left w:w="108" w:type="dxa"/>
+              <w:bottom w:w="108" w:type="dxa"/>
+              <w:right w:w="108" w:type="dxa"/>
+            </w:tcMar>
+            <w:shd w:fill="D9EAF7"/>
+          </w:tcPr>
+          <w:p>
+            <w:pPr>
+              <w:spacing w:before="40" w:after="40" w:lineRule="auto" w:line="276"/>
+              <w:jc w:val="center"/>
+            </w:pPr>
+            <w:r/>
+            <w:r>
+              <w:rPr>
+                <w:rFonts w:ascii="Times New Roman" w:hAnsi="Times New Roman" w:eastAsia="Times New Roman" w:cs="Times New Roman"/>
+                <w:b/>
+                <w:i w:val="0"/>
+                <w:sz w:val="22"/>
+              </w:rPr>
+              <w:t>Nguồn</w:t>
+            </w:r>
+          </w:p>
+        </w:tc>
+      </w:tr>
+      <w:tr>
+        <w:tc>
+          <w:tcPr>
+            <w:tcW w:type="dxa" w:w="3024"/>
+            <w:vAlign w:val="top"/>
+            <w:tcMar>
+              <w:top w:w="108" w:type="dxa"/>
+              <w:left w:w="108" w:type="dxa"/>
+              <w:bottom w:w="108" w:type="dxa"/>
+              <w:right w:w="108" w:type="dxa"/>
+            </w:tcMar>
+          </w:tcPr>
+          <w:p>
+            <w:pPr>
+              <w:spacing w:before="40" w:after="40" w:lineRule="auto" w:line="276"/>
+              <w:jc w:val="both"/>
+            </w:pPr>
+            <w:r/>
+            <w:r>
+              <w:rPr>
+                <w:rFonts w:ascii="Times New Roman" w:hAnsi="Times New Roman" w:eastAsia="Times New Roman" w:cs="Times New Roman"/>
+                <w:b w:val="0"/>
+                <w:i w:val="0"/>
+                <w:sz w:val="22"/>
+              </w:rPr>
+              <w:t>Loại giả thuyết</w:t>
+            </w:r>
+          </w:p>
+        </w:tc>
+        <w:tc>
+          <w:tcPr>
+            <w:tcW w:type="dxa" w:w="3024"/>
+            <w:vAlign w:val="top"/>
+            <w:tcMar>
+              <w:top w:w="108" w:type="dxa"/>
+              <w:left w:w="108" w:type="dxa"/>
+              <w:bottom w:w="108" w:type="dxa"/>
+              <w:right w:w="108" w:type="dxa"/>
+            </w:tcMar>
+          </w:tcPr>
+          <w:p>
+            <w:pPr>
+              <w:spacing w:before="40" w:after="40" w:lineRule="auto" w:line="276"/>
+              <w:jc w:val="both"/>
+            </w:pPr>
+            <w:r/>
+            <w:r>
+              <w:rPr>
+                <w:rFonts w:ascii="Times New Roman" w:hAnsi="Times New Roman" w:eastAsia="Times New Roman" w:cs="Times New Roman"/>
+                <w:b w:val="0"/>
+                <w:i w:val="0"/>
+                <w:sz w:val="22"/>
+              </w:rPr>
+              <w:t>superiority</w:t>
+            </w:r>
+          </w:p>
+        </w:tc>
+        <w:tc>
+          <w:tcPr>
+            <w:tcW w:type="dxa" w:w="3024"/>
+            <w:vAlign w:val="top"/>
+            <w:tcMar>
+              <w:top w:w="108" w:type="dxa"/>
+              <w:left w:w="108" w:type="dxa"/>
+              <w:bottom w:w="108" w:type="dxa"/>
+              <w:right w:w="108" w:type="dxa"/>
+            </w:tcMar>
+          </w:tcPr>
+          <w:p>
+            <w:pPr>
+              <w:spacing w:before="40" w:after="40" w:lineRule="auto" w:line="276"/>
+              <w:jc w:val="both"/>
+            </w:pPr>
+            <w:r/>
+            <w:r>
+              <w:rPr>
+                <w:rFonts w:ascii="Times New Roman" w:hAnsi="Times New Roman" w:eastAsia="Times New Roman" w:cs="Times New Roman"/>
+                <w:b w:val="0"/>
+                <w:i w:val="0"/>
+                <w:sz w:val="22"/>
+              </w:rPr>
+              <w:t>Quy ước (mặc định)</w:t>
+            </w:r>
+          </w:p>
+        </w:tc>
+      </w:tr>
+      <w:tr>
+        <w:tc>
+          <w:tcPr>
+            <w:tcW w:type="dxa" w:w="3024"/>
+            <w:vAlign w:val="top"/>
+            <w:tcMar>
+              <w:top w:w="108" w:type="dxa"/>
+              <w:left w:w="108" w:type="dxa"/>
+              <w:bottom w:w="108" w:type="dxa"/>
+              <w:right w:w="108" w:type="dxa"/>
+            </w:tcMar>
+          </w:tcPr>
+          <w:p>
+            <w:pPr>
+              <w:spacing w:before="40" w:after="40" w:lineRule="auto" w:line="276"/>
+              <w:jc w:val="both"/>
+            </w:pPr>
+            <w:r/>
+            <w:r>
+              <w:rPr>
+                <w:rFonts w:ascii="Times New Roman" w:hAnsi="Times New Roman" w:eastAsia="Times New Roman" w:cs="Times New Roman"/>
+                <w:b w:val="0"/>
+                <w:i w:val="0"/>
+                <w:sz w:val="22"/>
+              </w:rPr>
+              <w:t>Mức ý nghĩa (α)</w:t>
+            </w:r>
+          </w:p>
+        </w:tc>
+        <w:tc>
+          <w:tcPr>
+            <w:tcW w:type="dxa" w:w="3024"/>
+            <w:vAlign w:val="top"/>
+            <w:tcMar>
+              <w:top w:w="108" w:type="dxa"/>
+              <w:left w:w="108" w:type="dxa"/>
+              <w:bottom w:w="108" w:type="dxa"/>
+              <w:right w:w="108" w:type="dxa"/>
+            </w:tcMar>
+          </w:tcPr>
+          <w:p>
+            <w:pPr>
+              <w:spacing w:before="40" w:after="40" w:lineRule="auto" w:line="276"/>
+              <w:jc w:val="both"/>
+            </w:pPr>
+            <w:r/>
+            <w:r>
+              <w:rPr>
+                <w:rFonts w:ascii="Times New Roman" w:hAnsi="Times New Roman" w:eastAsia="Times New Roman" w:cs="Times New Roman"/>
+                <w:b w:val="0"/>
+                <w:i w:val="0"/>
+                <w:sz w:val="22"/>
+              </w:rPr>
+              <w:t>0.05 (two-sided)</w:t>
+            </w:r>
+          </w:p>
+        </w:tc>
+        <w:tc>
+          <w:tcPr>
+            <w:tcW w:type="dxa" w:w="3024"/>
+            <w:vAlign w:val="top"/>
+            <w:tcMar>
+              <w:top w:w="108" w:type="dxa"/>
+              <w:left w:w="108" w:type="dxa"/>
+              <w:bottom w:w="108" w:type="dxa"/>
+              <w:right w:w="108" w:type="dxa"/>
+            </w:tcMar>
+          </w:tcPr>
+          <w:p>
+            <w:pPr>
+              <w:spacing w:before="40" w:after="40" w:lineRule="auto" w:line="276"/>
+              <w:jc w:val="both"/>
+            </w:pPr>
+            <w:r/>
+            <w:r>
+              <w:rPr>
+                <w:rFonts w:ascii="Times New Roman" w:hAnsi="Times New Roman" w:eastAsia="Times New Roman" w:cs="Times New Roman"/>
+                <w:b w:val="0"/>
+                <w:i w:val="0"/>
+                <w:sz w:val="22"/>
+              </w:rPr>
+              <w:t>Quy ước</w:t>
+            </w:r>
+          </w:p>
+        </w:tc>
+      </w:tr>
+      <w:tr>
+        <w:tc>
+          <w:tcPr>
+            <w:tcW w:type="dxa" w:w="3024"/>
+            <w:vAlign w:val="top"/>
+            <w:tcMar>
+              <w:top w:w="108" w:type="dxa"/>
+              <w:left w:w="108" w:type="dxa"/>
+              <w:bottom w:w="108" w:type="dxa"/>
+              <w:right w:w="108" w:type="dxa"/>
+            </w:tcMar>
+          </w:tcPr>
+          <w:p>
+            <w:pPr>
+              <w:spacing w:before="40" w:after="40" w:lineRule="auto" w:line="276"/>
+              <w:jc w:val="both"/>
+            </w:pPr>
+            <w:r/>
+            <w:r>
+              <w:rPr>
+                <w:rFonts w:ascii="Times New Roman" w:hAnsi="Times New Roman" w:eastAsia="Times New Roman" w:cs="Times New Roman"/>
+                <w:b w:val="0"/>
+                <w:i w:val="0"/>
+                <w:sz w:val="22"/>
+              </w:rPr>
+              <w:t>Lực thống kê (1−β)</w:t>
+            </w:r>
+          </w:p>
+        </w:tc>
+        <w:tc>
+          <w:tcPr>
+            <w:tcW w:type="dxa" w:w="3024"/>
+            <w:vAlign w:val="top"/>
+            <w:tcMar>
+              <w:top w:w="108" w:type="dxa"/>
+              <w:left w:w="108" w:type="dxa"/>
+              <w:bottom w:w="108" w:type="dxa"/>
+              <w:right w:w="108" w:type="dxa"/>
+            </w:tcMar>
+          </w:tcPr>
+          <w:p>
+            <w:pPr>
+              <w:spacing w:before="40" w:after="40" w:lineRule="auto" w:line="276"/>
+              <w:jc w:val="both"/>
+            </w:pPr>
+            <w:r/>
+            <w:r>
+              <w:rPr>
+                <w:rFonts w:ascii="Times New Roman" w:hAnsi="Times New Roman" w:eastAsia="Times New Roman" w:cs="Times New Roman"/>
+                <w:b w:val="0"/>
+                <w:i w:val="0"/>
+                <w:sz w:val="22"/>
+              </w:rPr>
+              <w:t>80%</w:t>
+            </w:r>
+          </w:p>
+        </w:tc>
+        <w:tc>
+          <w:tcPr>
+            <w:tcW w:type="dxa" w:w="3024"/>
+            <w:vAlign w:val="top"/>
+            <w:tcMar>
+              <w:top w:w="108" w:type="dxa"/>
+              <w:left w:w="108" w:type="dxa"/>
+              <w:bottom w:w="108" w:type="dxa"/>
+              <w:right w:w="108" w:type="dxa"/>
+            </w:tcMar>
+          </w:tcPr>
+          <w:p>
+            <w:pPr>
+              <w:spacing w:before="40" w:after="40" w:lineRule="auto" w:line="276"/>
+              <w:jc w:val="both"/>
+            </w:pPr>
+            <w:r/>
+            <w:r>
+              <w:rPr>
+                <w:rFonts w:ascii="Times New Roman" w:hAnsi="Times New Roman" w:eastAsia="Times New Roman" w:cs="Times New Roman"/>
+                <w:b w:val="0"/>
+                <w:i w:val="0"/>
+                <w:sz w:val="22"/>
+              </w:rPr>
+              <w:t>Quy ước</w:t>
+            </w:r>
+          </w:p>
+        </w:tc>
+      </w:tr>
+      <w:tr>
+        <w:tc>
+          <w:tcPr>
+            <w:tcW w:type="dxa" w:w="3024"/>
+            <w:vAlign w:val="top"/>
+            <w:tcMar>
+              <w:top w:w="108" w:type="dxa"/>
+              <w:left w:w="108" w:type="dxa"/>
+              <w:bottom w:w="108" w:type="dxa"/>
+              <w:right w:w="108" w:type="dxa"/>
+            </w:tcMar>
+          </w:tcPr>
+          <w:p>
+            <w:pPr>
+              <w:spacing w:before="40" w:after="40" w:lineRule="auto" w:line="276"/>
+              <w:jc w:val="both"/>
+            </w:pPr>
+            <w:r/>
+            <w:r>
+              <w:rPr>
+                <w:rFonts w:ascii="Times New Roman" w:hAnsi="Times New Roman" w:eastAsia="Times New Roman" w:cs="Times New Roman"/>
+                <w:b w:val="0"/>
+                <w:i w:val="0"/>
+                <w:sz w:val="22"/>
+              </w:rPr>
+              <w:t>Tỷ lệ bỏ cuộc dự kiến</w:t>
+            </w:r>
+          </w:p>
+        </w:tc>
+        <w:tc>
+          <w:tcPr>
+            <w:tcW w:type="dxa" w:w="3024"/>
+            <w:vAlign w:val="top"/>
+            <w:tcMar>
+              <w:top w:w="108" w:type="dxa"/>
+              <w:left w:w="108" w:type="dxa"/>
+              <w:bottom w:w="108" w:type="dxa"/>
+              <w:right w:w="108" w:type="dxa"/>
+            </w:tcMar>
+          </w:tcPr>
+          <w:p>
+            <w:pPr>
+              <w:spacing w:before="40" w:after="40" w:lineRule="auto" w:line="276"/>
+              <w:jc w:val="both"/>
+            </w:pPr>
+            <w:r/>
+            <w:r>
+              <w:rPr>
+                <w:rFonts w:ascii="Times New Roman" w:hAnsi="Times New Roman" w:eastAsia="Times New Roman" w:cs="Times New Roman"/>
+                <w:b w:val="0"/>
+                <w:i w:val="0"/>
+                <w:sz w:val="22"/>
+              </w:rPr>
+              <w:t>15%</w:t>
+            </w:r>
+          </w:p>
+        </w:tc>
+        <w:tc>
+          <w:tcPr>
+            <w:tcW w:type="dxa" w:w="3024"/>
+            <w:vAlign w:val="top"/>
+            <w:tcMar>
+              <w:top w:w="108" w:type="dxa"/>
+              <w:left w:w="108" w:type="dxa"/>
+              <w:bottom w:w="108" w:type="dxa"/>
+              <w:right w:w="108" w:type="dxa"/>
+            </w:tcMar>
+          </w:tcPr>
+          <w:p>
+            <w:pPr>
+              <w:spacing w:before="40" w:after="40" w:lineRule="auto" w:line="276"/>
+              <w:jc w:val="both"/>
+            </w:pPr>
+            <w:r/>
+            <w:r>
+              <w:rPr>
+                <w:rFonts w:ascii="Times New Roman" w:hAnsi="Times New Roman" w:eastAsia="Times New Roman" w:cs="Times New Roman"/>
+                <w:b/>
+                <w:i/>
+                <w:color w:val="CC7700"/>
+                <w:sz w:val="22"/>
+              </w:rPr>
+              <w:t>[CẦN BÁC SĨ XÁC NHẬN]</w:t>
+            </w:r>
+          </w:p>
+        </w:tc>
+      </w:tr>
+      <w:tr>
+        <w:tc>
+          <w:tcPr>
+            <w:tcW w:type="dxa" w:w="3024"/>
+            <w:vAlign w:val="top"/>
+            <w:tcMar>
+              <w:top w:w="108" w:type="dxa"/>
+              <w:left w:w="108" w:type="dxa"/>
+              <w:bottom w:w="108" w:type="dxa"/>
+              <w:right w:w="108" w:type="dxa"/>
+            </w:tcMar>
+          </w:tcPr>
+          <w:p>
+            <w:pPr>
+              <w:spacing w:before="40" w:after="40" w:lineRule="auto" w:line="276"/>
+              <w:jc w:val="both"/>
+            </w:pPr>
+            <w:r/>
+            <w:r>
+              <w:rPr>
+                <w:rFonts w:ascii="Times New Roman" w:hAnsi="Times New Roman" w:eastAsia="Times New Roman" w:cs="Times New Roman"/>
+                <w:b w:val="0"/>
+                <w:i w:val="0"/>
+                <w:sz w:val="22"/>
+              </w:rPr>
+              <w:t>Effect size ước lượng</w:t>
+            </w:r>
+          </w:p>
+        </w:tc>
+        <w:tc>
+          <w:tcPr>
+            <w:tcW w:type="dxa" w:w="3024"/>
+            <w:vAlign w:val="top"/>
+            <w:tcMar>
+              <w:top w:w="108" w:type="dxa"/>
+              <w:left w:w="108" w:type="dxa"/>
+              <w:bottom w:w="108" w:type="dxa"/>
+              <w:right w:w="108" w:type="dxa"/>
+            </w:tcMar>
+          </w:tcPr>
+          <w:p>
+            <w:pPr>
+              <w:spacing w:before="40" w:after="40" w:lineRule="auto" w:line="276"/>
+              <w:jc w:val="both"/>
+            </w:pPr>
+            <w:r/>
+            <w:r>
+              <w:rPr>
+                <w:rFonts w:ascii="Times New Roman" w:hAnsi="Times New Roman" w:eastAsia="Times New Roman" w:cs="Times New Roman"/>
+                <w:b w:val="0"/>
+                <w:i w:val="0"/>
+                <w:sz w:val="22"/>
+              </w:rPr>
+              <w:t>PREVALENCE = 0.50</w:t>
+            </w:r>
+          </w:p>
+        </w:tc>
+        <w:tc>
+          <w:tcPr>
+            <w:tcW w:type="dxa" w:w="3024"/>
+            <w:vAlign w:val="top"/>
+            <w:tcMar>
+              <w:top w:w="108" w:type="dxa"/>
+              <w:left w:w="108" w:type="dxa"/>
+              <w:bottom w:w="108" w:type="dxa"/>
+              <w:right w:w="108" w:type="dxa"/>
+            </w:tcMar>
+          </w:tcPr>
+          <w:p>
+            <w:pPr>
+              <w:spacing w:before="40" w:after="40" w:lineRule="auto" w:line="276"/>
+              <w:jc w:val="both"/>
+            </w:pPr>
+            <w:r/>
+            <w:r>
+              <w:rPr>
+                <w:rFonts w:ascii="Times New Roman" w:hAnsi="Times New Roman" w:eastAsia="Times New Roman" w:cs="Times New Roman"/>
+                <w:b w:val="0"/>
+                <w:i w:val="0"/>
+                <w:sz w:val="22"/>
+              </w:rPr>
+              <w:t>Trích từ y văn G0</w:t>
+            </w:r>
+          </w:p>
+        </w:tc>
+      </w:tr>
+      <w:tr>
+        <w:tc>
+          <w:tcPr>
+            <w:tcW w:type="dxa" w:w="3024"/>
+            <w:vAlign w:val="top"/>
+            <w:tcMar>
+              <w:top w:w="108" w:type="dxa"/>
+              <w:left w:w="108" w:type="dxa"/>
+              <w:bottom w:w="108" w:type="dxa"/>
+              <w:right w:w="108" w:type="dxa"/>
+            </w:tcMar>
+          </w:tcPr>
+          <w:p>
+            <w:pPr>
+              <w:spacing w:before="40" w:after="40" w:lineRule="auto" w:line="276"/>
+              <w:jc w:val="both"/>
+            </w:pPr>
+            <w:r/>
+            <w:r>
+              <w:rPr>
+                <w:rFonts w:ascii="Times New Roman" w:hAnsi="Times New Roman" w:eastAsia="Times New Roman" w:cs="Times New Roman"/>
+                <w:b w:val="0"/>
+                <w:i w:val="0"/>
+                <w:sz w:val="22"/>
+              </w:rPr>
+              <w:t>Loại hiệu quả</w:t>
+            </w:r>
+          </w:p>
+        </w:tc>
+        <w:tc>
+          <w:tcPr>
+            <w:tcW w:type="dxa" w:w="3024"/>
+            <w:vAlign w:val="top"/>
+            <w:tcMar>
+              <w:top w:w="108" w:type="dxa"/>
+              <w:left w:w="108" w:type="dxa"/>
+              <w:bottom w:w="108" w:type="dxa"/>
+              <w:right w:w="108" w:type="dxa"/>
+            </w:tcMar>
+          </w:tcPr>
+          <w:p>
+            <w:pPr>
+              <w:spacing w:before="40" w:after="40" w:lineRule="auto" w:line="276"/>
+              <w:jc w:val="both"/>
+            </w:pPr>
+            <w:r/>
+            <w:r>
+              <w:rPr>
+                <w:rFonts w:ascii="Times New Roman" w:hAnsi="Times New Roman" w:eastAsia="Times New Roman" w:cs="Times New Roman"/>
+                <w:b w:val="0"/>
+                <w:i w:val="0"/>
+                <w:sz w:val="22"/>
+              </w:rPr>
+              <w:t>PREVALENCE</w:t>
+            </w:r>
+          </w:p>
+        </w:tc>
+        <w:tc>
+          <w:tcPr>
+            <w:tcW w:type="dxa" w:w="3024"/>
+            <w:vAlign w:val="top"/>
+            <w:tcMar>
+              <w:top w:w="108" w:type="dxa"/>
+              <w:left w:w="108" w:type="dxa"/>
+              <w:bottom w:w="108" w:type="dxa"/>
+              <w:right w:w="108" w:type="dxa"/>
+            </w:tcMar>
+          </w:tcPr>
+          <w:p>
+            <w:pPr>
+              <w:spacing w:before="40" w:after="40" w:lineRule="auto" w:line="276"/>
+              <w:jc w:val="both"/>
+            </w:pPr>
+            <w:r/>
+            <w:r>
+              <w:rPr>
+                <w:rFonts w:ascii="Times New Roman" w:hAnsi="Times New Roman" w:eastAsia="Times New Roman" w:cs="Times New Roman"/>
+                <w:b w:val="0"/>
+                <w:i w:val="0"/>
+                <w:sz w:val="22"/>
+              </w:rPr>
+              <w:t>G1 checkpoint</w:t>
+            </w:r>
+          </w:p>
+        </w:tc>
+      </w:tr>
+    </w:tbl>
+    <w:p/>
     <w:p>
+      <w:pPr>
+        <w:spacing w:before="120" w:after="200" w:lineRule="auto" w:line="312"/>
+        <w:jc w:val="both"/>
+        <w:ind w:left="567" w:right="567"/>
+      </w:pPr>
       <w:r>
-        <w:t>| Chỉ số | Kết quả |</w:t>
+        <w:rPr>
+          <w:rFonts w:ascii="Times New Roman" w:hAnsi="Times New Roman" w:eastAsia="Times New Roman" w:cs="Times New Roman"/>
+          <w:b/>
+          <w:i/>
+          <w:sz w:val="22"/>
+        </w:rPr>
+        <w:t>Thiết kế:</w:t>
       </w:r>
-    </w:p>
-    <w:p>
       <w:r>
-        <w:t>|---|---|</w:t>
-      </w:r>
-    </w:p>
-    <w:p>
-      <w:r>
-        <w:t>| N mỗi nhóm | **385** |</w:t>
-      </w:r>
-    </w:p>
-    <w:p>
-      <w:r>
-        <w:t>| N tổng (không dropout) | **385** |</w:t>
-      </w:r>
-    </w:p>
-    <w:p>
-      <w:r>
-        <w:t>| N điều chỉnh (dropout 15%) | **453** |</w:t>
-      </w:r>
-    </w:p>
-    <w:p>
-      <w:r>
-        <w:t>**KẾT LUẬN:** Nghiên cứu cần tuyển **453 người tham gia** (chia đều 385 mỗi nhóm).</w:t>
+        <w:rPr>
+          <w:rFonts w:ascii="Times New Roman" w:hAnsi="Times New Roman" w:eastAsia="Times New Roman" w:cs="Times New Roman"/>
+          <w:b w:val="0"/>
+          <w:i/>
+          <w:sz w:val="22"/>
+        </w:rPr>
+        <w:t xml:space="preserve"> Nghiên cứu Cắt ngang Mô tả (Cross-sectional / Prevalence)</w:t>
       </w:r>
     </w:p>
     <w:p>
       <w:pPr>
-        <w:pStyle w:val="Heading2"/>
+        <w:spacing w:before="120" w:after="200" w:lineRule="auto" w:line="312"/>
+        <w:jc w:val="both"/>
+        <w:ind w:left="567" w:right="567"/>
       </w:pPr>
       <w:r>
+        <w:rPr>
+          <w:rFonts w:ascii="Times New Roman" w:hAnsi="Times New Roman" w:eastAsia="Times New Roman" w:cs="Times New Roman"/>
+          <w:b/>
+          <w:i/>
+          <w:sz w:val="22"/>
+        </w:rPr>
+        <w:t>Công thức:</w:t>
+      </w:r>
+      <w:r>
+        <w:rPr>
+          <w:rFonts w:ascii="Times New Roman" w:hAnsi="Times New Roman" w:eastAsia="Times New Roman" w:cs="Times New Roman"/>
+          <w:b w:val="0"/>
+          <w:i/>
+          <w:sz w:val="22"/>
+        </w:rPr>
+        <w:t xml:space="preserve"> Cỡ mẫu ước lượng một tỷ lệ theo độ chính xác (Lwanga &amp; Lemeshow/Cochran, xấp xỉ chuẩn): tỷ lệ hiện mắc ước lượng p=0.50, sai số cho phép d=0.05, alpha=0.05</w:t>
+      </w:r>
+    </w:p>
+    <w:p>
+      <w:pPr>
+        <w:spacing w:before="280" w:after="160" w:lineRule="auto" w:line="312"/>
+      </w:pPr>
+      <w:r>
+        <w:rPr>
+          <w:rFonts w:ascii="Times New Roman" w:hAnsi="Times New Roman" w:eastAsia="Times New Roman" w:cs="Times New Roman"/>
+          <w:b/>
+          <w:i w:val="0"/>
+          <w:sz w:val="28"/>
+        </w:rPr>
+        <w:t>PHẦN 2 — KẾT QUẢ TÍNH TOÁN</w:t>
+      </w:r>
+    </w:p>
+    <w:tbl>
+      <w:tblPr>
+        <w:tblStyle w:val="TableGrid"/>
+        <w:tblW w:type="auto" w:w="0"/>
+        <w:jc w:val="center"/>
+        <w:tblLayout w:type="fixed"/>
+        <w:tblLook w:firstColumn="1" w:firstRow="1" w:lastColumn="0" w:lastRow="0" w:noHBand="0" w:noVBand="1" w:val="04A0"/>
+      </w:tblPr>
+      <w:tblGrid>
+        <w:gridCol w:w="4535"/>
+        <w:gridCol w:w="4535"/>
+      </w:tblGrid>
+      <w:tr>
+        <w:trPr>
+          <w:tblHeader w:val="true"/>
+        </w:trPr>
+        <w:tc>
+          <w:tcPr>
+            <w:tcW w:type="dxa" w:w="4536"/>
+            <w:vAlign w:val="top"/>
+            <w:tcMar>
+              <w:top w:w="108" w:type="dxa"/>
+              <w:left w:w="108" w:type="dxa"/>
+              <w:bottom w:w="108" w:type="dxa"/>
+              <w:right w:w="108" w:type="dxa"/>
+            </w:tcMar>
+            <w:shd w:fill="D9EAF7"/>
+          </w:tcPr>
+          <w:p>
+            <w:pPr>
+              <w:spacing w:before="40" w:after="40" w:lineRule="auto" w:line="276"/>
+              <w:jc w:val="center"/>
+            </w:pPr>
+            <w:r/>
+            <w:r>
+              <w:rPr>
+                <w:rFonts w:ascii="Times New Roman" w:hAnsi="Times New Roman" w:eastAsia="Times New Roman" w:cs="Times New Roman"/>
+                <w:b/>
+                <w:i w:val="0"/>
+                <w:sz w:val="22"/>
+              </w:rPr>
+              <w:t>Chỉ số</w:t>
+            </w:r>
+          </w:p>
+        </w:tc>
+        <w:tc>
+          <w:tcPr>
+            <w:tcW w:type="dxa" w:w="4536"/>
+            <w:vAlign w:val="top"/>
+            <w:tcMar>
+              <w:top w:w="108" w:type="dxa"/>
+              <w:left w:w="108" w:type="dxa"/>
+              <w:bottom w:w="108" w:type="dxa"/>
+              <w:right w:w="108" w:type="dxa"/>
+            </w:tcMar>
+            <w:shd w:fill="D9EAF7"/>
+          </w:tcPr>
+          <w:p>
+            <w:pPr>
+              <w:spacing w:before="40" w:after="40" w:lineRule="auto" w:line="276"/>
+              <w:jc w:val="center"/>
+            </w:pPr>
+            <w:r/>
+            <w:r>
+              <w:rPr>
+                <w:rFonts w:ascii="Times New Roman" w:hAnsi="Times New Roman" w:eastAsia="Times New Roman" w:cs="Times New Roman"/>
+                <w:b/>
+                <w:i w:val="0"/>
+                <w:sz w:val="22"/>
+              </w:rPr>
+              <w:t>Kết quả</w:t>
+            </w:r>
+          </w:p>
+        </w:tc>
+      </w:tr>
+      <w:tr>
+        <w:tc>
+          <w:tcPr>
+            <w:tcW w:type="dxa" w:w="4536"/>
+            <w:vAlign w:val="top"/>
+            <w:tcMar>
+              <w:top w:w="108" w:type="dxa"/>
+              <w:left w:w="108" w:type="dxa"/>
+              <w:bottom w:w="108" w:type="dxa"/>
+              <w:right w:w="108" w:type="dxa"/>
+            </w:tcMar>
+          </w:tcPr>
+          <w:p>
+            <w:pPr>
+              <w:spacing w:before="40" w:after="40" w:lineRule="auto" w:line="276"/>
+              <w:jc w:val="both"/>
+            </w:pPr>
+            <w:r/>
+            <w:r>
+              <w:rPr>
+                <w:rFonts w:ascii="Times New Roman" w:hAnsi="Times New Roman" w:eastAsia="Times New Roman" w:cs="Times New Roman"/>
+                <w:b w:val="0"/>
+                <w:i w:val="0"/>
+                <w:sz w:val="22"/>
+              </w:rPr>
+              <w:t>N mỗi nhóm</w:t>
+            </w:r>
+          </w:p>
+        </w:tc>
+        <w:tc>
+          <w:tcPr>
+            <w:tcW w:type="dxa" w:w="4536"/>
+            <w:vAlign w:val="top"/>
+            <w:tcMar>
+              <w:top w:w="108" w:type="dxa"/>
+              <w:left w:w="108" w:type="dxa"/>
+              <w:bottom w:w="108" w:type="dxa"/>
+              <w:right w:w="108" w:type="dxa"/>
+            </w:tcMar>
+          </w:tcPr>
+          <w:p>
+            <w:pPr>
+              <w:spacing w:before="40" w:after="40" w:lineRule="auto" w:line="276"/>
+              <w:jc w:val="both"/>
+            </w:pPr>
+            <w:r/>
+            <w:r>
+              <w:rPr>
+                <w:rFonts w:ascii="Times New Roman" w:hAnsi="Times New Roman" w:eastAsia="Times New Roman" w:cs="Times New Roman"/>
+                <w:b/>
+                <w:i w:val="0"/>
+                <w:sz w:val="22"/>
+              </w:rPr>
+              <w:t>385</w:t>
+            </w:r>
+          </w:p>
+        </w:tc>
+      </w:tr>
+      <w:tr>
+        <w:tc>
+          <w:tcPr>
+            <w:tcW w:type="dxa" w:w="4536"/>
+            <w:vAlign w:val="top"/>
+            <w:tcMar>
+              <w:top w:w="108" w:type="dxa"/>
+              <w:left w:w="108" w:type="dxa"/>
+              <w:bottom w:w="108" w:type="dxa"/>
+              <w:right w:w="108" w:type="dxa"/>
+            </w:tcMar>
+          </w:tcPr>
+          <w:p>
+            <w:pPr>
+              <w:spacing w:before="40" w:after="40" w:lineRule="auto" w:line="276"/>
+              <w:jc w:val="both"/>
+            </w:pPr>
+            <w:r/>
+            <w:r>
+              <w:rPr>
+                <w:rFonts w:ascii="Times New Roman" w:hAnsi="Times New Roman" w:eastAsia="Times New Roman" w:cs="Times New Roman"/>
+                <w:b w:val="0"/>
+                <w:i w:val="0"/>
+                <w:sz w:val="22"/>
+              </w:rPr>
+              <w:t>N tổng (không dropout)</w:t>
+            </w:r>
+          </w:p>
+        </w:tc>
+        <w:tc>
+          <w:tcPr>
+            <w:tcW w:type="dxa" w:w="4536"/>
+            <w:vAlign w:val="top"/>
+            <w:tcMar>
+              <w:top w:w="108" w:type="dxa"/>
+              <w:left w:w="108" w:type="dxa"/>
+              <w:bottom w:w="108" w:type="dxa"/>
+              <w:right w:w="108" w:type="dxa"/>
+            </w:tcMar>
+          </w:tcPr>
+          <w:p>
+            <w:pPr>
+              <w:spacing w:before="40" w:after="40" w:lineRule="auto" w:line="276"/>
+              <w:jc w:val="both"/>
+            </w:pPr>
+            <w:r/>
+            <w:r>
+              <w:rPr>
+                <w:rFonts w:ascii="Times New Roman" w:hAnsi="Times New Roman" w:eastAsia="Times New Roman" w:cs="Times New Roman"/>
+                <w:b/>
+                <w:i w:val="0"/>
+                <w:sz w:val="22"/>
+              </w:rPr>
+              <w:t>385</w:t>
+            </w:r>
+          </w:p>
+        </w:tc>
+      </w:tr>
+      <w:tr>
+        <w:tc>
+          <w:tcPr>
+            <w:tcW w:type="dxa" w:w="4536"/>
+            <w:vAlign w:val="top"/>
+            <w:tcMar>
+              <w:top w:w="108" w:type="dxa"/>
+              <w:left w:w="108" w:type="dxa"/>
+              <w:bottom w:w="108" w:type="dxa"/>
+              <w:right w:w="108" w:type="dxa"/>
+            </w:tcMar>
+          </w:tcPr>
+          <w:p>
+            <w:pPr>
+              <w:spacing w:before="40" w:after="40" w:lineRule="auto" w:line="276"/>
+              <w:jc w:val="both"/>
+            </w:pPr>
+            <w:r/>
+            <w:r>
+              <w:rPr>
+                <w:rFonts w:ascii="Times New Roman" w:hAnsi="Times New Roman" w:eastAsia="Times New Roman" w:cs="Times New Roman"/>
+                <w:b w:val="0"/>
+                <w:i w:val="0"/>
+                <w:sz w:val="22"/>
+              </w:rPr>
+              <w:t>N điều chỉnh (dropout 15%)</w:t>
+            </w:r>
+          </w:p>
+        </w:tc>
+        <w:tc>
+          <w:tcPr>
+            <w:tcW w:type="dxa" w:w="4536"/>
+            <w:vAlign w:val="top"/>
+            <w:tcMar>
+              <w:top w:w="108" w:type="dxa"/>
+              <w:left w:w="108" w:type="dxa"/>
+              <w:bottom w:w="108" w:type="dxa"/>
+              <w:right w:w="108" w:type="dxa"/>
+            </w:tcMar>
+          </w:tcPr>
+          <w:p>
+            <w:pPr>
+              <w:spacing w:before="40" w:after="40" w:lineRule="auto" w:line="276"/>
+              <w:jc w:val="both"/>
+            </w:pPr>
+            <w:r/>
+            <w:r>
+              <w:rPr>
+                <w:rFonts w:ascii="Times New Roman" w:hAnsi="Times New Roman" w:eastAsia="Times New Roman" w:cs="Times New Roman"/>
+                <w:b/>
+                <w:i w:val="0"/>
+                <w:sz w:val="22"/>
+              </w:rPr>
+              <w:t>453</w:t>
+            </w:r>
+          </w:p>
+        </w:tc>
+      </w:tr>
+    </w:tbl>
+    <w:p/>
+    <w:p>
+      <w:pPr>
+        <w:spacing w:before="0" w:after="160" w:lineRule="auto" w:line="360"/>
+        <w:jc w:val="both"/>
+      </w:pPr>
+      <w:r>
+        <w:rPr>
+          <w:rFonts w:ascii="Times New Roman" w:hAnsi="Times New Roman" w:eastAsia="Times New Roman" w:cs="Times New Roman"/>
+          <w:b/>
+          <w:i w:val="0"/>
+          <w:sz w:val="26"/>
+        </w:rPr>
+        <w:t>KẾT LUẬN:</w:t>
+      </w:r>
+      <w:r>
+        <w:rPr>
+          <w:rFonts w:ascii="Times New Roman" w:hAnsi="Times New Roman" w:eastAsia="Times New Roman" w:cs="Times New Roman"/>
+          <w:b w:val="0"/>
+          <w:i w:val="0"/>
+          <w:sz w:val="26"/>
+        </w:rPr>
+        <w:t xml:space="preserve"> Nghiên cứu cần tuyển </w:t>
+      </w:r>
+      <w:r>
+        <w:rPr>
+          <w:rFonts w:ascii="Times New Roman" w:hAnsi="Times New Roman" w:eastAsia="Times New Roman" w:cs="Times New Roman"/>
+          <w:b/>
+          <w:i w:val="0"/>
+          <w:sz w:val="26"/>
+        </w:rPr>
+        <w:t>453 người tham gia</w:t>
+      </w:r>
+      <w:r>
+        <w:rPr>
+          <w:rFonts w:ascii="Times New Roman" w:hAnsi="Times New Roman" w:eastAsia="Times New Roman" w:cs="Times New Roman"/>
+          <w:b w:val="0"/>
+          <w:i w:val="0"/>
+          <w:sz w:val="26"/>
+        </w:rPr>
+        <w:t xml:space="preserve"> (chia đều 385 mỗi nhóm).</w:t>
+      </w:r>
+    </w:p>
+    <w:p>
+      <w:pPr>
+        <w:spacing w:before="280" w:after="160" w:lineRule="auto" w:line="312"/>
+      </w:pPr>
+      <w:r>
+        <w:rPr>
+          <w:rFonts w:ascii="Times New Roman" w:hAnsi="Times New Roman" w:eastAsia="Times New Roman" w:cs="Times New Roman"/>
+          <w:b/>
+          <w:i w:val="0"/>
+          <w:sz w:val="28"/>
+        </w:rPr>
         <w:t>PHẦN 2b — CỠ MẪU THỰC TẾ ĐÃ CHỐT (bác sĩ/chủ nhiệm quyết định)</w:t>
       </w:r>
     </w:p>
     <w:p>
+      <w:pPr>
+        <w:spacing w:before="0" w:after="160" w:lineRule="auto" w:line="360"/>
+        <w:jc w:val="both"/>
+      </w:pPr>
       <w:r>
-        <w:t>**N thực tế đã chốt:** **1000** người tham gia — quyết định của bác sĩ/chủ nhiệm đề tài (vd theo khả năng thu thập/thời gian/hành chính), KHÔNG thay thế công thức tính N tối thiểu ở PHẦN 2, chỉ ghi SONG SONG để đối chiếu.</w:t>
+        <w:rPr>
+          <w:rFonts w:ascii="Times New Roman" w:hAnsi="Times New Roman" w:eastAsia="Times New Roman" w:cs="Times New Roman"/>
+          <w:b/>
+          <w:i w:val="0"/>
+          <w:sz w:val="26"/>
+        </w:rPr>
+        <w:t>N thực tế đã chốt:</w:t>
       </w:r>
-    </w:p>
-    <w:p>
       <w:r>
-        <w:t>✅ **ĐẠT** — N chốt (1000) ≥ N tối thiểu tính theo thống kê (453), đủ hoặc dư lực thống kê/độ chính xác so với yêu cầu tối thiểu. Với N=1000 (giả định p=0.50, xấu nhất), sai số biên (margin of error) 95% CI ước lượng tỷ lệ ≈ ±3.1 điểm phần trăm — chặt hơn mức tối thiểu PHẦN 2 (N tối thiểu cho ±5%).</w:t>
+        <w:rPr>
+          <w:rFonts w:ascii="Times New Roman" w:hAnsi="Times New Roman" w:eastAsia="Times New Roman" w:cs="Times New Roman"/>
+          <w:b w:val="0"/>
+          <w:i w:val="0"/>
+          <w:sz w:val="26"/>
+        </w:rPr>
+        <w:t xml:space="preserve"> </w:t>
       </w:r>
-    </w:p>
-    <w:p>
       <w:r>
-        <w:t>---</w:t>
+        <w:rPr>
+          <w:rFonts w:ascii="Times New Roman" w:hAnsi="Times New Roman" w:eastAsia="Times New Roman" w:cs="Times New Roman"/>
+          <w:b/>
+          <w:i w:val="0"/>
+          <w:sz w:val="26"/>
+        </w:rPr>
+        <w:t>1000</w:t>
+      </w:r>
+      <w:r>
+        <w:rPr>
+          <w:rFonts w:ascii="Times New Roman" w:hAnsi="Times New Roman" w:eastAsia="Times New Roman" w:cs="Times New Roman"/>
+          <w:b w:val="0"/>
+          <w:i w:val="0"/>
+          <w:sz w:val="26"/>
+        </w:rPr>
+        <w:t xml:space="preserve"> người tham gia — quyết định của bác sĩ/chủ nhiệm đề tài (vd theo khả năng thu thập/thời gian/hành chính), KHÔNG thay thế công thức tính N tối thiểu ở PHẦN 2, chỉ ghi SONG SONG để đối chiếu.</w:t>
       </w:r>
     </w:p>
     <w:p>
       <w:pPr>
-        <w:pStyle w:val="Heading2"/>
+        <w:spacing w:before="0" w:after="160" w:lineRule="auto" w:line="360"/>
+        <w:jc w:val="both"/>
       </w:pPr>
       <w:r>
+        <w:rPr>
+          <w:rFonts w:ascii="Times New Roman" w:hAnsi="Times New Roman" w:eastAsia="Times New Roman" w:cs="Times New Roman"/>
+          <w:b w:val="0"/>
+          <w:i w:val="0"/>
+          <w:sz w:val="26"/>
+        </w:rPr>
+        <w:t xml:space="preserve">■ </w:t>
+      </w:r>
+      <w:r>
+        <w:rPr>
+          <w:rFonts w:ascii="Times New Roman" w:hAnsi="Times New Roman" w:eastAsia="Times New Roman" w:cs="Times New Roman"/>
+          <w:b/>
+          <w:i w:val="0"/>
+          <w:sz w:val="26"/>
+        </w:rPr>
+        <w:t>ĐẠT</w:t>
+      </w:r>
+      <w:r>
+        <w:rPr>
+          <w:rFonts w:ascii="Times New Roman" w:hAnsi="Times New Roman" w:eastAsia="Times New Roman" w:cs="Times New Roman"/>
+          <w:b w:val="0"/>
+          <w:i w:val="0"/>
+          <w:sz w:val="26"/>
+        </w:rPr>
+        <w:t xml:space="preserve"> — N chốt (1000) ≥ N tối thiểu tính theo thống kê (453), đủ hoặc dư lực thống kê/độ chính xác so với yêu cầu tối thiểu. Với N=1000 (giả định p=0.50, xấu nhất), sai số biên (margin of error) 95% CI ước lượng tỷ lệ ≈ ±3.1 điểm phần trăm — chặt hơn mức tối thiểu PHẦN 2 (N tối thiểu cho ±5%).</w:t>
+      </w:r>
+    </w:p>
+    <w:p>
+      <w:pPr>
+        <w:spacing w:before="280" w:after="160" w:lineRule="auto" w:line="312"/>
+      </w:pPr>
+      <w:r>
+        <w:rPr>
+          <w:rFonts w:ascii="Times New Roman" w:hAnsi="Times New Roman" w:eastAsia="Times New Roman" w:cs="Times New Roman"/>
+          <w:b/>
+          <w:i w:val="0"/>
+          <w:sz w:val="28"/>
+        </w:rPr>
         <w:t>PHẦN 3 — PHÂN TÍCH ĐỘ NHẠY (Sensitivity Analysis)</w:t>
       </w:r>
     </w:p>
     <w:p>
+      <w:pPr>
+        <w:spacing w:before="0" w:after="160" w:lineRule="auto" w:line="360"/>
+        <w:jc w:val="both"/>
+      </w:pPr>
       <w:r>
+        <w:rPr>
+          <w:rFonts w:ascii="Times New Roman" w:hAnsi="Times New Roman" w:eastAsia="Times New Roman" w:cs="Times New Roman"/>
+          <w:b w:val="0"/>
+          <w:i w:val="0"/>
+          <w:sz w:val="26"/>
+        </w:rPr>
         <w:t>Bảng: tỷ lệ ước lượng p × sai số cho phép d → N tối thiểu (TRƯỚC khi bù 15% không trả lời)</w:t>
       </w:r>
     </w:p>
+    <w:tbl>
+      <w:tblPr>
+        <w:tblStyle w:val="TableGrid"/>
+        <w:tblW w:type="auto" w:w="0"/>
+        <w:jc w:val="center"/>
+        <w:tblLayout w:type="fixed"/>
+        <w:tblLook w:firstColumn="1" w:firstRow="1" w:lastColumn="0" w:lastRow="0" w:noHBand="0" w:noVBand="1" w:val="04A0"/>
+      </w:tblPr>
+      <w:tblGrid>
+        <w:gridCol w:w="2268"/>
+        <w:gridCol w:w="2268"/>
+        <w:gridCol w:w="2268"/>
+        <w:gridCol w:w="2268"/>
+      </w:tblGrid>
+      <w:tr>
+        <w:trPr>
+          <w:tblHeader w:val="true"/>
+        </w:trPr>
+        <w:tc>
+          <w:tcPr>
+            <w:tcW w:type="dxa" w:w="2268"/>
+            <w:vAlign w:val="top"/>
+            <w:tcMar>
+              <w:top w:w="108" w:type="dxa"/>
+              <w:left w:w="108" w:type="dxa"/>
+              <w:bottom w:w="108" w:type="dxa"/>
+              <w:right w:w="108" w:type="dxa"/>
+            </w:tcMar>
+            <w:shd w:fill="D9EAF7"/>
+          </w:tcPr>
+          <w:p>
+            <w:pPr>
+              <w:spacing w:before="40" w:after="40" w:lineRule="auto" w:line="276"/>
+              <w:jc w:val="center"/>
+            </w:pPr>
+            <w:r/>
+            <w:r>
+              <w:rPr>
+                <w:rFonts w:ascii="Times New Roman" w:hAnsi="Times New Roman" w:eastAsia="Times New Roman" w:cs="Times New Roman"/>
+                <w:b/>
+                <w:i w:val="0"/>
+                <w:sz w:val="22"/>
+              </w:rPr>
+              <w:t>p ước lượng</w:t>
+            </w:r>
+          </w:p>
+        </w:tc>
+        <w:tc>
+          <w:tcPr>
+            <w:tcW w:type="dxa" w:w="2268"/>
+            <w:vAlign w:val="top"/>
+            <w:tcMar>
+              <w:top w:w="108" w:type="dxa"/>
+              <w:left w:w="108" w:type="dxa"/>
+              <w:bottom w:w="108" w:type="dxa"/>
+              <w:right w:w="108" w:type="dxa"/>
+            </w:tcMar>
+            <w:shd w:fill="D9EAF7"/>
+          </w:tcPr>
+          <w:p>
+            <w:pPr>
+              <w:spacing w:before="40" w:after="40" w:lineRule="auto" w:line="276"/>
+              <w:jc w:val="center"/>
+            </w:pPr>
+            <w:r/>
+            <w:r>
+              <w:rPr>
+                <w:rFonts w:ascii="Times New Roman" w:hAnsi="Times New Roman" w:eastAsia="Times New Roman" w:cs="Times New Roman"/>
+                <w:b/>
+                <w:i w:val="0"/>
+                <w:sz w:val="22"/>
+              </w:rPr>
+              <w:t>d = ±3%</w:t>
+            </w:r>
+          </w:p>
+        </w:tc>
+        <w:tc>
+          <w:tcPr>
+            <w:tcW w:type="dxa" w:w="2268"/>
+            <w:vAlign w:val="top"/>
+            <w:tcMar>
+              <w:top w:w="108" w:type="dxa"/>
+              <w:left w:w="108" w:type="dxa"/>
+              <w:bottom w:w="108" w:type="dxa"/>
+              <w:right w:w="108" w:type="dxa"/>
+            </w:tcMar>
+            <w:shd w:fill="D9EAF7"/>
+          </w:tcPr>
+          <w:p>
+            <w:pPr>
+              <w:spacing w:before="40" w:after="40" w:lineRule="auto" w:line="276"/>
+              <w:jc w:val="center"/>
+            </w:pPr>
+            <w:r/>
+            <w:r>
+              <w:rPr>
+                <w:rFonts w:ascii="Times New Roman" w:hAnsi="Times New Roman" w:eastAsia="Times New Roman" w:cs="Times New Roman"/>
+                <w:b/>
+                <w:i w:val="0"/>
+                <w:sz w:val="22"/>
+              </w:rPr>
+              <w:t>d = ±5%</w:t>
+            </w:r>
+          </w:p>
+        </w:tc>
+        <w:tc>
+          <w:tcPr>
+            <w:tcW w:type="dxa" w:w="2268"/>
+            <w:vAlign w:val="top"/>
+            <w:tcMar>
+              <w:top w:w="108" w:type="dxa"/>
+              <w:left w:w="108" w:type="dxa"/>
+              <w:bottom w:w="108" w:type="dxa"/>
+              <w:right w:w="108" w:type="dxa"/>
+            </w:tcMar>
+            <w:shd w:fill="D9EAF7"/>
+          </w:tcPr>
+          <w:p>
+            <w:pPr>
+              <w:spacing w:before="40" w:after="40" w:lineRule="auto" w:line="276"/>
+              <w:jc w:val="center"/>
+            </w:pPr>
+            <w:r/>
+            <w:r>
+              <w:rPr>
+                <w:rFonts w:ascii="Times New Roman" w:hAnsi="Times New Roman" w:eastAsia="Times New Roman" w:cs="Times New Roman"/>
+                <w:b/>
+                <w:i w:val="0"/>
+                <w:sz w:val="22"/>
+              </w:rPr>
+              <w:t>d = ±10%</w:t>
+            </w:r>
+          </w:p>
+        </w:tc>
+      </w:tr>
+      <w:tr>
+        <w:tc>
+          <w:tcPr>
+            <w:tcW w:type="dxa" w:w="2268"/>
+            <w:vAlign w:val="top"/>
+            <w:tcMar>
+              <w:top w:w="108" w:type="dxa"/>
+              <w:left w:w="108" w:type="dxa"/>
+              <w:bottom w:w="108" w:type="dxa"/>
+              <w:right w:w="108" w:type="dxa"/>
+            </w:tcMar>
+          </w:tcPr>
+          <w:p>
+            <w:pPr>
+              <w:spacing w:before="40" w:after="40" w:lineRule="auto" w:line="276"/>
+              <w:jc w:val="both"/>
+            </w:pPr>
+            <w:r/>
+            <w:r>
+              <w:rPr>
+                <w:rFonts w:ascii="Times New Roman" w:hAnsi="Times New Roman" w:eastAsia="Times New Roman" w:cs="Times New Roman"/>
+                <w:b w:val="0"/>
+                <w:i w:val="0"/>
+                <w:sz w:val="22"/>
+              </w:rPr>
+              <w:t>0.10</w:t>
+            </w:r>
+          </w:p>
+        </w:tc>
+        <w:tc>
+          <w:tcPr>
+            <w:tcW w:type="dxa" w:w="2268"/>
+            <w:vAlign w:val="top"/>
+            <w:tcMar>
+              <w:top w:w="108" w:type="dxa"/>
+              <w:left w:w="108" w:type="dxa"/>
+              <w:bottom w:w="108" w:type="dxa"/>
+              <w:right w:w="108" w:type="dxa"/>
+            </w:tcMar>
+          </w:tcPr>
+          <w:p>
+            <w:pPr>
+              <w:spacing w:before="40" w:after="40" w:lineRule="auto" w:line="276"/>
+              <w:jc w:val="both"/>
+            </w:pPr>
+            <w:r/>
+            <w:r>
+              <w:rPr>
+                <w:rFonts w:ascii="Times New Roman" w:hAnsi="Times New Roman" w:eastAsia="Times New Roman" w:cs="Times New Roman"/>
+                <w:b w:val="0"/>
+                <w:i w:val="0"/>
+                <w:sz w:val="22"/>
+              </w:rPr>
+              <w:t>385</w:t>
+            </w:r>
+          </w:p>
+        </w:tc>
+        <w:tc>
+          <w:tcPr>
+            <w:tcW w:type="dxa" w:w="2268"/>
+            <w:vAlign w:val="top"/>
+            <w:tcMar>
+              <w:top w:w="108" w:type="dxa"/>
+              <w:left w:w="108" w:type="dxa"/>
+              <w:bottom w:w="108" w:type="dxa"/>
+              <w:right w:w="108" w:type="dxa"/>
+            </w:tcMar>
+          </w:tcPr>
+          <w:p>
+            <w:pPr>
+              <w:spacing w:before="40" w:after="40" w:lineRule="auto" w:line="276"/>
+              <w:jc w:val="both"/>
+            </w:pPr>
+            <w:r/>
+            <w:r>
+              <w:rPr>
+                <w:rFonts w:ascii="Times New Roman" w:hAnsi="Times New Roman" w:eastAsia="Times New Roman" w:cs="Times New Roman"/>
+                <w:b w:val="0"/>
+                <w:i w:val="0"/>
+                <w:sz w:val="22"/>
+              </w:rPr>
+              <w:t>139</w:t>
+            </w:r>
+          </w:p>
+        </w:tc>
+        <w:tc>
+          <w:tcPr>
+            <w:tcW w:type="dxa" w:w="2268"/>
+            <w:vAlign w:val="top"/>
+            <w:tcMar>
+              <w:top w:w="108" w:type="dxa"/>
+              <w:left w:w="108" w:type="dxa"/>
+              <w:bottom w:w="108" w:type="dxa"/>
+              <w:right w:w="108" w:type="dxa"/>
+            </w:tcMar>
+          </w:tcPr>
+          <w:p>
+            <w:pPr>
+              <w:spacing w:before="40" w:after="40" w:lineRule="auto" w:line="276"/>
+              <w:jc w:val="both"/>
+            </w:pPr>
+            <w:r/>
+            <w:r>
+              <w:rPr>
+                <w:rFonts w:ascii="Times New Roman" w:hAnsi="Times New Roman" w:eastAsia="Times New Roman" w:cs="Times New Roman"/>
+                <w:b w:val="0"/>
+                <w:i w:val="0"/>
+                <w:sz w:val="22"/>
+              </w:rPr>
+              <w:t>35</w:t>
+            </w:r>
+          </w:p>
+        </w:tc>
+      </w:tr>
+      <w:tr>
+        <w:tc>
+          <w:tcPr>
+            <w:tcW w:type="dxa" w:w="2268"/>
+            <w:vAlign w:val="top"/>
+            <w:tcMar>
+              <w:top w:w="108" w:type="dxa"/>
+              <w:left w:w="108" w:type="dxa"/>
+              <w:bottom w:w="108" w:type="dxa"/>
+              <w:right w:w="108" w:type="dxa"/>
+            </w:tcMar>
+          </w:tcPr>
+          <w:p>
+            <w:pPr>
+              <w:spacing w:before="40" w:after="40" w:lineRule="auto" w:line="276"/>
+              <w:jc w:val="both"/>
+            </w:pPr>
+            <w:r/>
+            <w:r>
+              <w:rPr>
+                <w:rFonts w:ascii="Times New Roman" w:hAnsi="Times New Roman" w:eastAsia="Times New Roman" w:cs="Times New Roman"/>
+                <w:b w:val="0"/>
+                <w:i w:val="0"/>
+                <w:sz w:val="22"/>
+              </w:rPr>
+              <w:t>0.30</w:t>
+            </w:r>
+          </w:p>
+        </w:tc>
+        <w:tc>
+          <w:tcPr>
+            <w:tcW w:type="dxa" w:w="2268"/>
+            <w:vAlign w:val="top"/>
+            <w:tcMar>
+              <w:top w:w="108" w:type="dxa"/>
+              <w:left w:w="108" w:type="dxa"/>
+              <w:bottom w:w="108" w:type="dxa"/>
+              <w:right w:w="108" w:type="dxa"/>
+            </w:tcMar>
+          </w:tcPr>
+          <w:p>
+            <w:pPr>
+              <w:spacing w:before="40" w:after="40" w:lineRule="auto" w:line="276"/>
+              <w:jc w:val="both"/>
+            </w:pPr>
+            <w:r/>
+            <w:r>
+              <w:rPr>
+                <w:rFonts w:ascii="Times New Roman" w:hAnsi="Times New Roman" w:eastAsia="Times New Roman" w:cs="Times New Roman"/>
+                <w:b w:val="0"/>
+                <w:i w:val="0"/>
+                <w:sz w:val="22"/>
+              </w:rPr>
+              <w:t>897</w:t>
+            </w:r>
+          </w:p>
+        </w:tc>
+        <w:tc>
+          <w:tcPr>
+            <w:tcW w:type="dxa" w:w="2268"/>
+            <w:vAlign w:val="top"/>
+            <w:tcMar>
+              <w:top w:w="108" w:type="dxa"/>
+              <w:left w:w="108" w:type="dxa"/>
+              <w:bottom w:w="108" w:type="dxa"/>
+              <w:right w:w="108" w:type="dxa"/>
+            </w:tcMar>
+          </w:tcPr>
+          <w:p>
+            <w:pPr>
+              <w:spacing w:before="40" w:after="40" w:lineRule="auto" w:line="276"/>
+              <w:jc w:val="both"/>
+            </w:pPr>
+            <w:r/>
+            <w:r>
+              <w:rPr>
+                <w:rFonts w:ascii="Times New Roman" w:hAnsi="Times New Roman" w:eastAsia="Times New Roman" w:cs="Times New Roman"/>
+                <w:b w:val="0"/>
+                <w:i w:val="0"/>
+                <w:sz w:val="22"/>
+              </w:rPr>
+              <w:t>323</w:t>
+            </w:r>
+          </w:p>
+        </w:tc>
+        <w:tc>
+          <w:tcPr>
+            <w:tcW w:type="dxa" w:w="2268"/>
+            <w:vAlign w:val="top"/>
+            <w:tcMar>
+              <w:top w:w="108" w:type="dxa"/>
+              <w:left w:w="108" w:type="dxa"/>
+              <w:bottom w:w="108" w:type="dxa"/>
+              <w:right w:w="108" w:type="dxa"/>
+            </w:tcMar>
+          </w:tcPr>
+          <w:p>
+            <w:pPr>
+              <w:spacing w:before="40" w:after="40" w:lineRule="auto" w:line="276"/>
+              <w:jc w:val="both"/>
+            </w:pPr>
+            <w:r/>
+            <w:r>
+              <w:rPr>
+                <w:rFonts w:ascii="Times New Roman" w:hAnsi="Times New Roman" w:eastAsia="Times New Roman" w:cs="Times New Roman"/>
+                <w:b w:val="0"/>
+                <w:i w:val="0"/>
+                <w:sz w:val="22"/>
+              </w:rPr>
+              <w:t>81</w:t>
+            </w:r>
+          </w:p>
+        </w:tc>
+      </w:tr>
+      <w:tr>
+        <w:tc>
+          <w:tcPr>
+            <w:tcW w:type="dxa" w:w="2268"/>
+            <w:vAlign w:val="top"/>
+            <w:tcMar>
+              <w:top w:w="108" w:type="dxa"/>
+              <w:left w:w="108" w:type="dxa"/>
+              <w:bottom w:w="108" w:type="dxa"/>
+              <w:right w:w="108" w:type="dxa"/>
+            </w:tcMar>
+          </w:tcPr>
+          <w:p>
+            <w:pPr>
+              <w:spacing w:before="40" w:after="40" w:lineRule="auto" w:line="276"/>
+              <w:jc w:val="both"/>
+            </w:pPr>
+            <w:r/>
+            <w:r>
+              <w:rPr>
+                <w:rFonts w:ascii="Times New Roman" w:hAnsi="Times New Roman" w:eastAsia="Times New Roman" w:cs="Times New Roman"/>
+                <w:b w:val="0"/>
+                <w:i w:val="0"/>
+                <w:sz w:val="22"/>
+              </w:rPr>
+              <w:t>0.50 (cơ sở)</w:t>
+            </w:r>
+          </w:p>
+        </w:tc>
+        <w:tc>
+          <w:tcPr>
+            <w:tcW w:type="dxa" w:w="2268"/>
+            <w:vAlign w:val="top"/>
+            <w:tcMar>
+              <w:top w:w="108" w:type="dxa"/>
+              <w:left w:w="108" w:type="dxa"/>
+              <w:bottom w:w="108" w:type="dxa"/>
+              <w:right w:w="108" w:type="dxa"/>
+            </w:tcMar>
+          </w:tcPr>
+          <w:p>
+            <w:pPr>
+              <w:spacing w:before="40" w:after="40" w:lineRule="auto" w:line="276"/>
+              <w:jc w:val="both"/>
+            </w:pPr>
+            <w:r/>
+            <w:r>
+              <w:rPr>
+                <w:rFonts w:ascii="Times New Roman" w:hAnsi="Times New Roman" w:eastAsia="Times New Roman" w:cs="Times New Roman"/>
+                <w:b w:val="0"/>
+                <w:i w:val="0"/>
+                <w:sz w:val="22"/>
+              </w:rPr>
+              <w:t>1068</w:t>
+            </w:r>
+          </w:p>
+        </w:tc>
+        <w:tc>
+          <w:tcPr>
+            <w:tcW w:type="dxa" w:w="2268"/>
+            <w:vAlign w:val="top"/>
+            <w:tcMar>
+              <w:top w:w="108" w:type="dxa"/>
+              <w:left w:w="108" w:type="dxa"/>
+              <w:bottom w:w="108" w:type="dxa"/>
+              <w:right w:w="108" w:type="dxa"/>
+            </w:tcMar>
+          </w:tcPr>
+          <w:p>
+            <w:pPr>
+              <w:spacing w:before="40" w:after="40" w:lineRule="auto" w:line="276"/>
+              <w:jc w:val="both"/>
+            </w:pPr>
+            <w:r/>
+            <w:r>
+              <w:rPr>
+                <w:rFonts w:ascii="Times New Roman" w:hAnsi="Times New Roman" w:eastAsia="Times New Roman" w:cs="Times New Roman"/>
+                <w:b w:val="0"/>
+                <w:i w:val="0"/>
+                <w:sz w:val="22"/>
+              </w:rPr>
+              <w:t>385</w:t>
+            </w:r>
+          </w:p>
+        </w:tc>
+        <w:tc>
+          <w:tcPr>
+            <w:tcW w:type="dxa" w:w="2268"/>
+            <w:vAlign w:val="top"/>
+            <w:tcMar>
+              <w:top w:w="108" w:type="dxa"/>
+              <w:left w:w="108" w:type="dxa"/>
+              <w:bottom w:w="108" w:type="dxa"/>
+              <w:right w:w="108" w:type="dxa"/>
+            </w:tcMar>
+          </w:tcPr>
+          <w:p>
+            <w:pPr>
+              <w:spacing w:before="40" w:after="40" w:lineRule="auto" w:line="276"/>
+              <w:jc w:val="both"/>
+            </w:pPr>
+            <w:r/>
+            <w:r>
+              <w:rPr>
+                <w:rFonts w:ascii="Times New Roman" w:hAnsi="Times New Roman" w:eastAsia="Times New Roman" w:cs="Times New Roman"/>
+                <w:b w:val="0"/>
+                <w:i w:val="0"/>
+                <w:sz w:val="22"/>
+              </w:rPr>
+              <w:t>97</w:t>
+            </w:r>
+          </w:p>
+        </w:tc>
+      </w:tr>
+    </w:tbl>
+    <w:p/>
     <w:p>
+      <w:pPr>
+        <w:spacing w:before="120" w:after="200" w:lineRule="auto" w:line="312"/>
+        <w:jc w:val="both"/>
+        <w:ind w:left="567" w:right="567"/>
+      </w:pPr>
       <w:r>
-        <w:t>| p ước lượng | d = ±3% | d = ±5% | d = ±10% |</w:t>
-      </w:r>
-    </w:p>
-    <w:p>
-      <w:r>
-        <w:t>|---|---|---|---|</w:t>
-      </w:r>
-    </w:p>
-    <w:p>
-      <w:r>
-        <w:t>| 0.10 | 385 | 139 | 35 |</w:t>
-      </w:r>
-    </w:p>
-    <w:p>
-      <w:r>
-        <w:t>| 0.30 | 897 | 323 | 81 |</w:t>
-      </w:r>
-    </w:p>
-    <w:p>
-      <w:r>
-        <w:t>| 0.50 (cơ sở) | 1068 | 385 | 97 |</w:t>
-      </w:r>
-    </w:p>
-    <w:p>
-      <w:r>
-        <w:t>&gt; *p = 0,50 cho N lớn nhất vì phương sai p(1−p) đạt cực đại tại đó; đây là lựa chọn thận trọng khi chưa biết tỷ lệ thật. Thu hẹp d làm N tăng nhanh theo bình phương.*</w:t>
-      </w:r>
-    </w:p>
-    <w:p>
-      <w:r>
-        <w:t>---</w:t>
+        <w:rPr>
+          <w:rFonts w:ascii="Times New Roman" w:hAnsi="Times New Roman" w:eastAsia="Times New Roman" w:cs="Times New Roman"/>
+          <w:b w:val="0"/>
+          <w:i/>
+          <w:sz w:val="22"/>
+        </w:rPr>
+        <w:t>p = 0,50 cho N lớn nhất vì phương sai p(1−p) đạt cực đại tại đó; đây là lựa chọn thận trọng khi chưa biết tỷ lệ thật. Thu hẹp d làm N tăng nhanh theo bình phương.</w:t>
       </w:r>
     </w:p>
     <w:p>
       <w:pPr>
-        <w:pStyle w:val="Heading2"/>
+        <w:spacing w:before="280" w:after="160" w:lineRule="auto" w:line="312"/>
       </w:pPr>
       <w:r>
+        <w:rPr>
+          <w:rFonts w:ascii="Times New Roman" w:hAnsi="Times New Roman" w:eastAsia="Times New Roman" w:cs="Times New Roman"/>
+          <w:b/>
+          <w:i w:val="0"/>
+          <w:sz w:val="28"/>
+        </w:rPr>
         <w:t>PHẦN 4 — KHỐI CỠ MẪU (dán vào đề cương)</w:t>
       </w:r>
     </w:p>
     <w:p>
+      <w:pPr>
+        <w:spacing w:before="0" w:after="160" w:lineRule="auto" w:line="360"/>
+        <w:jc w:val="both"/>
+      </w:pPr>
       <w:r>
-        <w:t>```</w:t>
-      </w:r>
-    </w:p>
-    <w:p>
-      <w:r>
+        <w:rPr>
+          <w:rFonts w:ascii="Times New Roman" w:hAnsi="Times New Roman" w:eastAsia="Times New Roman" w:cs="Times New Roman"/>
+          <w:b w:val="0"/>
+          <w:i w:val="0"/>
+          <w:sz w:val="26"/>
+        </w:rPr>
         <w:t>Cỡ mẫu được tính theo Cỡ mẫu ước lượng một tỷ lệ theo độ chính xác (Lwanga &amp; Lemeshow/Cochran, xấp xỉ chuẩn): tỷ lệ hiện mắc ước lượng p=0.50, sai số cho phép d=0.05, alpha=0.05.</w:t>
       </w:r>
     </w:p>
     <w:p>
+      <w:pPr>
+        <w:spacing w:before="0" w:after="160" w:lineRule="auto" w:line="360"/>
+        <w:jc w:val="both"/>
+      </w:pPr>
       <w:r>
+        <w:rPr>
+          <w:rFonts w:ascii="Times New Roman" w:hAnsi="Times New Roman" w:eastAsia="Times New Roman" w:cs="Times New Roman"/>
+          <w:b w:val="0"/>
+          <w:i w:val="0"/>
+          <w:sz w:val="26"/>
+        </w:rPr>
         <w:t>Với mức ý nghĩa two-sided α = 0.05, lực thống kê 1−β = 80%,</w:t>
       </w:r>
     </w:p>
     <w:p>
+      <w:pPr>
+        <w:spacing w:before="0" w:after="160" w:lineRule="auto" w:line="360"/>
+        <w:jc w:val="both"/>
+      </w:pPr>
       <w:r>
         <w:rPr>
-          <w:color w:val="CC4400"/>
+          <w:rFonts w:ascii="Times New Roman" w:hAnsi="Times New Roman" w:eastAsia="Times New Roman" w:cs="Times New Roman"/>
+          <w:b w:val="0"/>
+          <w:i w:val="0"/>
+          <w:sz w:val="26"/>
         </w:rPr>
-        <w:t>với tỷ lệ hiện mắc giả định p = 0.50 ([CẦN bác sĩ xác nhận — dùng p=0.50 theo quy ước thận trọng nếu chưa có ước tính từ khảo sát tương tự tại cơ sở/khu vực; nếu có số liệu sơ bộ/y văn gần đây, thay p bằng ước tính đó để cỡ mẫu sát thực tế hơn]),</w:t>
+        <w:t>với tỷ lệ hiện mắc giả định p = 0.50 (</w:t>
+      </w:r>
+      <w:r>
+        <w:rPr>
+          <w:rFonts w:ascii="Times New Roman" w:hAnsi="Times New Roman" w:eastAsia="Times New Roman" w:cs="Times New Roman"/>
+          <w:b/>
+          <w:i/>
+          <w:color w:val="CC7700"/>
+          <w:sz w:val="26"/>
+        </w:rPr>
+        <w:t>[CẦN bác sĩ xác nhận — dùng p=0.50 theo quy ước thận trọng nếu chưa có ước tính từ khảo sát tương tự tại cơ sở/khu vực; nếu có số liệu sơ bộ/y văn gần đây, thay p bằng ước tính đó để cỡ mẫu sát thực tế hơn]</w:t>
+      </w:r>
+      <w:r>
+        <w:rPr>
+          <w:rFonts w:ascii="Times New Roman" w:hAnsi="Times New Roman" w:eastAsia="Times New Roman" w:cs="Times New Roman"/>
+          <w:b w:val="0"/>
+          <w:i w:val="0"/>
+          <w:sz w:val="26"/>
+        </w:rPr>
+        <w:t>),</w:t>
       </w:r>
     </w:p>
     <w:p>
+      <w:pPr>
+        <w:spacing w:before="0" w:after="160" w:lineRule="auto" w:line="360"/>
+        <w:jc w:val="both"/>
+      </w:pPr>
       <w:r>
+        <w:rPr>
+          <w:rFonts w:ascii="Times New Roman" w:hAnsi="Times New Roman" w:eastAsia="Times New Roman" w:cs="Times New Roman"/>
+          <w:b w:val="0"/>
+          <w:i w:val="0"/>
+          <w:sz w:val="26"/>
+        </w:rPr>
         <w:t>cần 385 người mỗi nhóm (N tổng = 385).</w:t>
       </w:r>
     </w:p>
     <w:p>
+      <w:pPr>
+        <w:spacing w:before="0" w:after="160" w:lineRule="auto" w:line="360"/>
+        <w:jc w:val="both"/>
+      </w:pPr>
       <w:r>
+        <w:rPr>
+          <w:rFonts w:ascii="Times New Roman" w:hAnsi="Times New Roman" w:eastAsia="Times New Roman" w:cs="Times New Roman"/>
+          <w:b w:val="0"/>
+          <w:i w:val="0"/>
+          <w:sz w:val="26"/>
+        </w:rPr>
         <w:t>Tính thêm 15% bỏ cuộc dự kiến, cỡ mẫu cuối = 453 người.</w:t>
       </w:r>
     </w:p>
     <w:p>
+      <w:pPr>
+        <w:spacing w:before="0" w:after="160" w:lineRule="auto" w:line="360"/>
+        <w:jc w:val="both"/>
+      </w:pPr>
       <w:r>
+        <w:rPr>
+          <w:rFonts w:ascii="Times New Roman" w:hAnsi="Times New Roman" w:eastAsia="Times New Roman" w:cs="Times New Roman"/>
+          <w:b w:val="0"/>
+          <w:i w:val="0"/>
+          <w:sz w:val="26"/>
+        </w:rPr>
         <w:t>N THỰC TẾ đã được bác sĩ/chủ nhiệm CHỐT = 1000 người (≥ N tối thiểu tính toán).</w:t>
       </w:r>
     </w:p>
     <w:p>
+      <w:pPr>
+        <w:spacing w:before="120" w:after="200" w:lineRule="auto" w:line="312"/>
+        <w:jc w:val="both"/>
+        <w:ind w:left="567" w:right="567"/>
+      </w:pPr>
       <w:r>
-        <w:t>```</w:t>
+        <w:rPr>
+          <w:rFonts w:ascii="Times New Roman" w:hAnsi="Times New Roman" w:eastAsia="Times New Roman" w:cs="Times New Roman"/>
+          <w:b w:val="0"/>
+          <w:i/>
+          <w:sz w:val="22"/>
+        </w:rPr>
+        <w:t xml:space="preserve">Trình bày cỡ mẫu theo mục cỡ mẫu của </w:t>
       </w:r>
-    </w:p>
-    <w:p>
       <w:r>
-        <w:t>&gt; Trình bày cỡ mẫu theo mục cỡ mẫu của **STROBE** khi đưa vào đề cương/bản thảo (vd CONSORT 2025 mục 16a, SPIRIT 2025 mục 19, STROBE mục 10, STARD 2015 mục 18, TRIPOD+AI mục 10 — tùy thiết kế).</w:t>
+        <w:rPr>
+          <w:rFonts w:ascii="Times New Roman" w:hAnsi="Times New Roman" w:eastAsia="Times New Roman" w:cs="Times New Roman"/>
+          <w:b/>
+          <w:i/>
+          <w:sz w:val="22"/>
+        </w:rPr>
+        <w:t>STROBE</w:t>
       </w:r>
-    </w:p>
-    <w:p>
       <w:r>
-        <w:t>---</w:t>
+        <w:rPr>
+          <w:rFonts w:ascii="Times New Roman" w:hAnsi="Times New Roman" w:eastAsia="Times New Roman" w:cs="Times New Roman"/>
+          <w:b w:val="0"/>
+          <w:i/>
+          <w:sz w:val="22"/>
+        </w:rPr>
+        <w:t xml:space="preserve"> khi đưa vào đề cương/bản thảo (vd CONSORT 2025 mục 16a, SPIRIT 2025 mục 19, STROBE mục 10, STARD 2015 mục 18, TRIPOD+AI mục 10 — tùy thiết kế).</w:t>
       </w:r>
     </w:p>
     <w:p>
       <w:pPr>
-        <w:pStyle w:val="Heading2"/>
+        <w:spacing w:before="280" w:after="160" w:lineRule="auto" w:line="312"/>
       </w:pPr>
       <w:r>
+        <w:rPr>
+          <w:rFonts w:ascii="Times New Roman" w:hAnsi="Times New Roman" w:eastAsia="Times New Roman" w:cs="Times New Roman"/>
+          <w:b/>
+          <w:i w:val="0"/>
+          <w:sz w:val="28"/>
+        </w:rPr>
         <w:t>PHẦN 5 — TIÊU CHÍ QUA CỔNG G3</w:t>
       </w:r>
     </w:p>
     <w:p>
+      <w:pPr>
+        <w:pStyle w:val="ListBullet"/>
+        <w:spacing w:before="0" w:after="80" w:lineRule="auto" w:line="360"/>
+        <w:jc w:val="both"/>
+      </w:pPr>
       <w:r>
         <w:rPr>
-          <w:color w:val="CC4400"/>
+          <w:rFonts w:ascii="Times New Roman" w:hAnsi="Times New Roman" w:eastAsia="Times New Roman" w:cs="Times New Roman"/>
+          <w:b w:val="0"/>
+          <w:i w:val="0"/>
+          <w:sz w:val="26"/>
         </w:rPr>
-        <w:t>- [ ] Bác sĩ xác nhận effect size (nguồn: PMID/DOI) [CẦN BÁC SĨ]</w:t>
+        <w:t>[ ]</w:t>
+      </w:r>
+      <w:r>
+        <w:rPr>
+          <w:rFonts w:ascii="Times New Roman" w:hAnsi="Times New Roman" w:eastAsia="Times New Roman" w:cs="Times New Roman"/>
+          <w:b w:val="0"/>
+          <w:i w:val="0"/>
+          <w:sz w:val="26"/>
+        </w:rPr>
+        <w:t xml:space="preserve"> Bác sĩ xác nhận effect size (nguồn: PMID/DOI) </w:t>
+      </w:r>
+      <w:r>
+        <w:rPr>
+          <w:rFonts w:ascii="Times New Roman" w:hAnsi="Times New Roman" w:eastAsia="Times New Roman" w:cs="Times New Roman"/>
+          <w:b/>
+          <w:i/>
+          <w:color w:val="CC7700"/>
+          <w:sz w:val="26"/>
+        </w:rPr>
+        <w:t>[CẦN BÁC SĨ]</w:t>
       </w:r>
     </w:p>
     <w:p>
+      <w:pPr>
+        <w:pStyle w:val="ListBullet"/>
+        <w:spacing w:before="0" w:after="80" w:lineRule="auto" w:line="360"/>
+        <w:jc w:val="both"/>
+      </w:pPr>
       <w:r>
         <w:rPr>
-          <w:color w:val="CC4400"/>
+          <w:rFonts w:ascii="Times New Roman" w:hAnsi="Times New Roman" w:eastAsia="Times New Roman" w:cs="Times New Roman"/>
+          <w:b w:val="0"/>
+          <w:i w:val="0"/>
+          <w:sz w:val="26"/>
         </w:rPr>
-        <w:t>- [ ] Bác sĩ xác nhận tỷ lệ dropout [CẦN BÁC SĨ]</w:t>
+        <w:t>[ ]</w:t>
+      </w:r>
+      <w:r>
+        <w:rPr>
+          <w:rFonts w:ascii="Times New Roman" w:hAnsi="Times New Roman" w:eastAsia="Times New Roman" w:cs="Times New Roman"/>
+          <w:b w:val="0"/>
+          <w:i w:val="0"/>
+          <w:sz w:val="26"/>
+        </w:rPr>
+        <w:t xml:space="preserve"> Bác sĩ xác nhận tỷ lệ dropout </w:t>
+      </w:r>
+      <w:r>
+        <w:rPr>
+          <w:rFonts w:ascii="Times New Roman" w:hAnsi="Times New Roman" w:eastAsia="Times New Roman" w:cs="Times New Roman"/>
+          <w:b/>
+          <w:i/>
+          <w:color w:val="CC7700"/>
+          <w:sz w:val="26"/>
+        </w:rPr>
+        <w:t>[CẦN BÁC SĨ]</w:t>
       </w:r>
     </w:p>
     <w:p>
+      <w:pPr>
+        <w:pStyle w:val="ListBullet"/>
+        <w:spacing w:before="0" w:after="80" w:lineRule="auto" w:line="360"/>
+        <w:jc w:val="both"/>
+      </w:pPr>
       <w:r>
         <w:rPr>
-          <w:color w:val="CC4400"/>
+          <w:rFonts w:ascii="Times New Roman" w:hAnsi="Times New Roman" w:eastAsia="Times New Roman" w:cs="Times New Roman"/>
+          <w:b w:val="0"/>
+          <w:i w:val="0"/>
+          <w:sz w:val="26"/>
         </w:rPr>
-        <w:t>- [ ] Bác sĩ xác nhận tỷ lệ biến cố nền (với thiết kế sống còn) [CẦN BÁC SĨ]</w:t>
+        <w:t>[ ]</w:t>
+      </w:r>
+      <w:r>
+        <w:rPr>
+          <w:rFonts w:ascii="Times New Roman" w:hAnsi="Times New Roman" w:eastAsia="Times New Roman" w:cs="Times New Roman"/>
+          <w:b w:val="0"/>
+          <w:i w:val="0"/>
+          <w:sz w:val="26"/>
+        </w:rPr>
+        <w:t xml:space="preserve"> Bác sĩ xác nhận tỷ lệ biến cố nền (với thiết kế sống còn) </w:t>
+      </w:r>
+      <w:r>
+        <w:rPr>
+          <w:rFonts w:ascii="Times New Roman" w:hAnsi="Times New Roman" w:eastAsia="Times New Roman" w:cs="Times New Roman"/>
+          <w:b/>
+          <w:i/>
+          <w:color w:val="CC7700"/>
+          <w:sz w:val="26"/>
+        </w:rPr>
+        <w:t>[CẦN BÁC SĨ]</w:t>
       </w:r>
     </w:p>
     <w:p>
+      <w:pPr>
+        <w:pStyle w:val="ListBullet"/>
+        <w:spacing w:before="0" w:after="80" w:lineRule="auto" w:line="360"/>
+        <w:jc w:val="both"/>
+      </w:pPr>
       <w:r>
-        <w:t>- [ ] Cập nhật G3_checkpoint.json với N đã duyệt</w:t>
+        <w:rPr>
+          <w:rFonts w:ascii="Times New Roman" w:hAnsi="Times New Roman" w:eastAsia="Times New Roman" w:cs="Times New Roman"/>
+          <w:b w:val="0"/>
+          <w:i w:val="0"/>
+          <w:sz w:val="26"/>
+        </w:rPr>
+        <w:t>[ ]</w:t>
+      </w:r>
+      <w:r>
+        <w:rPr>
+          <w:rFonts w:ascii="Times New Roman" w:hAnsi="Times New Roman" w:eastAsia="Times New Roman" w:cs="Times New Roman"/>
+          <w:b w:val="0"/>
+          <w:i w:val="0"/>
+          <w:sz w:val="26"/>
+        </w:rPr>
+        <w:t xml:space="preserve"> Cập nhật G3_checkpoint.json với N đã duyệt</w:t>
       </w:r>
     </w:p>
     <w:p>
+      <w:pPr>
+        <w:pStyle w:val="ListBullet"/>
+        <w:spacing w:before="0" w:after="80" w:lineRule="auto" w:line="360"/>
+        <w:jc w:val="both"/>
+      </w:pPr>
       <w:r>
-        <w:t>- [ ] Copy khối cỡ mẫu vào đề cương (PHẦN 4)</w:t>
+        <w:rPr>
+          <w:rFonts w:ascii="Times New Roman" w:hAnsi="Times New Roman" w:eastAsia="Times New Roman" w:cs="Times New Roman"/>
+          <w:b w:val="0"/>
+          <w:i w:val="0"/>
+          <w:sz w:val="26"/>
+        </w:rPr>
+        <w:t>[ ]</w:t>
+      </w:r>
+      <w:r>
+        <w:rPr>
+          <w:rFonts w:ascii="Times New Roman" w:hAnsi="Times New Roman" w:eastAsia="Times New Roman" w:cs="Times New Roman"/>
+          <w:b w:val="0"/>
+          <w:i w:val="0"/>
+          <w:sz w:val="26"/>
+        </w:rPr>
+        <w:t xml:space="preserve"> Copy khối cỡ mẫu vào đề cương (PHẦN 4)</w:t>
       </w:r>
     </w:p>
     <w:p>
+      <w:pPr>
+        <w:spacing w:before="0" w:after="160" w:lineRule="auto" w:line="360"/>
+        <w:jc w:val="both"/>
+      </w:pPr>
       <w:r>
-        <w:t>---</w:t>
-      </w:r>
-    </w:p>
-    <w:p>
-      <w:r>
-        <w:t>*Cần bác sĩ kiểm chứng. Mọi số liệu cỡ mẫu phải được bác sĩ duyệt trước khi đưa vào đề cương chính thức.*</w:t>
+        <w:rPr>
+          <w:rFonts w:ascii="Times New Roman" w:hAnsi="Times New Roman" w:eastAsia="Times New Roman" w:cs="Times New Roman"/>
+          <w:b w:val="0"/>
+          <w:i/>
+          <w:sz w:val="26"/>
+        </w:rPr>
+        <w:t>Cần bác sĩ kiểm chứng. Mọi số liệu cỡ mẫu phải được bác sĩ duyệt trước khi đưa vào đề cương chính thức.</w:t>
       </w:r>
     </w:p>
     <w:sectPr>
-      <w:pgSz w:w="12240" w:h="15840"/>
-      <w:pgMar w:top="1440" w:right="1800" w:bottom="1440" w:left="1800" w:header="720" w:footer="720" w:gutter="0"/>
+      <w:footerReference w:type="default" r:id="rId9"/>
+      <w:pgSz w:w="11906" w:h="16838"/>
+      <w:pgMar w:top="1417" w:right="1134" w:bottom="1417" w:left="1701" w:header="720" w:footer="720" w:gutter="0"/>
       <w:cols w:space="720"/>
       <w:docGrid w:linePitch="360"/>
     </w:sectPr>
   </w:body>
 </w:document>
+</file>
+
+<file path=word/footer1.xml><?xml version="1.0" encoding="utf-8"?>
+<w:ftr xmlns:m="http://schemas.openxmlformats.org/officeDocument/2006/math" xmlns:mc="http://schemas.openxmlformats.org/markup-compatibility/2006" xmlns:mo="http://schemas.microsoft.com/office/mac/office/2008/main" xmlns:mv="urn:schemas-microsoft-com:mac:vml" xmlns:o="urn:schemas-microsoft-com:office:office" xmlns:r="http://schemas.openxmlformats.org/officeDocument/2006/relationships" xmlns:v="urn:schemas-microsoft-com:vml" xmlns:w10="urn:schemas-microsoft-com:office:word" xmlns:w14="http://schemas.microsoft.com/office/word/2010/wordml" xmlns:w="http://schemas.openxmlformats.org/wordprocessingml/2006/main" xmlns:wne="http://schemas.microsoft.com/office/word/2006/wordml" xmlns:wp14="http://schemas.microsoft.com/office/word/2010/wordprocessingDrawing" xmlns:wp="http://schemas.openxmlformats.org/drawingml/2006/wordprocessingDrawing" xmlns:wpc="http://schemas.microsoft.com/office/word/2010/wordprocessingCanvas" xmlns:wpg="http://schemas.microsoft.com/office/word/2010/wordprocessingGroup" xmlns:wpi="http://schemas.microsoft.com/office/word/2010/wordprocessingInk" xmlns:wps="http://schemas.microsoft.com/office/word/2010/wordprocessingShape" mc:Ignorable="w14 wp14">
+  <w:p>
+    <w:pPr>
+      <w:pStyle w:val="Footer"/>
+      <w:spacing w:before="0" w:after="0" w:lineRule="auto" w:line="240"/>
+      <w:jc w:val="center"/>
+    </w:pPr>
+    <w:r>
+      <w:rPr>
+        <w:rFonts w:ascii="Times New Roman" w:hAnsi="Times New Roman" w:eastAsia="Times New Roman" w:cs="Times New Roman"/>
+        <w:b w:val="0"/>
+        <w:i w:val="0"/>
+        <w:sz w:val="20"/>
+      </w:rPr>
+      <w:t xml:space="preserve">Trang </w:t>
+    </w:r>
+    <w:r>
+      <w:rPr>
+        <w:rFonts w:ascii="Times New Roman" w:hAnsi="Times New Roman" w:eastAsia="Times New Roman" w:cs="Times New Roman"/>
+        <w:b w:val="0"/>
+        <w:i w:val="0"/>
+        <w:sz w:val="20"/>
+      </w:rPr>
+      <w:fldChar w:fldCharType="begin"/>
+      <w:instrText xml:space="preserve">PAGE</w:instrText>
+      <w:fldChar w:fldCharType="separate"/>
+      <w:fldChar w:fldCharType="end"/>
+    </w:r>
+  </w:p>
+</w:ftr>
 </file>
 
 <file path=word/numbering.xml><?xml version="1.0" encoding="utf-8"?>
@@ -694,6 +2457,10 @@
     <w:name w:val="Normal"/>
     <w:qFormat/>
     <w:rsid w:val="00FC693F"/>
+    <w:rPr>
+      <w:rFonts w:ascii="Times New Roman" w:hAnsi="Times New Roman" w:eastAsia="Times New Roman" w:cs="Times New Roman"/>
+      <w:sz w:val="26"/>
+    </w:rPr>
   </w:style>
   <w:style w:type="paragraph" w:styleId="Header">
     <w:name w:val="header"/>

--- a/exports/hai-long-benh-nhan-C1a-BVQY175/G3_A4_SAMPLE_SIZE_hai-long-benh-nhan-C1a-BVQY175.docx
+++ b/exports/hai-long-benh-nhan-C1a-BVQY175/G3_A4_SAMPLE_SIZE_hai-long-benh-nhan-C1a-BVQY175.docx
@@ -1211,7 +1211,7 @@
           <w:i w:val="0"/>
           <w:sz w:val="26"/>
         </w:rPr>
-        <w:t>Bảng: tỷ lệ ước lượng p × sai số cho phép d → N tối thiểu (TRƯỚC khi bù 15% không trả lời)</w:t>
+        <w:t>Bảng: tỷ lệ ước lượng p × sai số cho phép d đến N tối thiểu (TRƯỚC khi bù 15% không trả lời)</w:t>
       </w:r>
     </w:p>
     <w:tbl>
